--- a/backend-exhibits/Teams to Google Chat - Included Features.docx
+++ b/backend-exhibits/Teams to Google Chat - Included Features.docx
@@ -45,14 +45,14 @@
               <w:ind w:right="25"/>
               <w:jc w:val="center"/>
               <w:rPr>
-                <w:rFonts w:ascii="Arial" w:hAnsi="Arial" w:cs="Arial"/>
-                <w:sz w:val="21"/>
-                <w:szCs w:val="21"/>
-              </w:rPr>
-            </w:pPr>
-            <w:r>
-              <w:rPr>
-                <w:rFonts w:ascii="Arial" w:eastAsia="Arial" w:hAnsi="Arial" w:cs="Arial"/>
+                <w:rFonts w:ascii="Arial" w:hAnsi="Arial" w:cs="Arial" w:eastAsia="Arial"/>
+                <w:sz w:val="21"/>
+                <w:szCs w:val="21"/>
+              </w:rPr>
+            </w:pPr>
+            <w:r>
+              <w:rPr>
+                <w:rFonts w:ascii="Arial" w:hAnsi="Arial" w:cs="Arial" w:eastAsia="Arial"/>
                 <w:b/>
                 <w:sz w:val="21"/>
                 <w:szCs w:val="21"/>
@@ -79,14 +79,14 @@
           <w:p>
             <w:pPr>
               <w:rPr>
-                <w:rFonts w:ascii="Arial" w:hAnsi="Arial" w:cs="Arial"/>
-                <w:sz w:val="21"/>
-                <w:szCs w:val="21"/>
-              </w:rPr>
-            </w:pPr>
-            <w:r>
-              <w:rPr>
-                <w:rFonts w:ascii="Arial" w:eastAsia="Arial" w:hAnsi="Arial" w:cs="Arial"/>
+                <w:rFonts w:ascii="Arial" w:hAnsi="Arial" w:cs="Arial" w:eastAsia="Arial"/>
+                <w:sz w:val="21"/>
+                <w:szCs w:val="21"/>
+              </w:rPr>
+            </w:pPr>
+            <w:r>
+              <w:rPr>
+                <w:rFonts w:ascii="Arial" w:hAnsi="Arial" w:cs="Arial" w:eastAsia="Arial"/>
                 <w:b/>
                 <w:sz w:val="21"/>
                 <w:szCs w:val="21"/>
@@ -110,14 +110,14 @@
             <w:pPr>
               <w:ind w:left="9"/>
               <w:rPr>
-                <w:rFonts w:ascii="Arial" w:hAnsi="Arial" w:cs="Arial"/>
-                <w:sz w:val="21"/>
-                <w:szCs w:val="21"/>
-              </w:rPr>
-            </w:pPr>
-            <w:r>
-              <w:rPr>
-                <w:rFonts w:ascii="Arial" w:eastAsia="Arial" w:hAnsi="Arial" w:cs="Arial"/>
+                <w:rFonts w:ascii="Arial" w:hAnsi="Arial" w:cs="Arial" w:eastAsia="Arial"/>
+                <w:sz w:val="21"/>
+                <w:szCs w:val="21"/>
+              </w:rPr>
+            </w:pPr>
+            <w:r>
+              <w:rPr>
+                <w:rFonts w:ascii="Arial" w:hAnsi="Arial" w:cs="Arial" w:eastAsia="Arial"/>
                 <w:sz w:val="21"/>
                 <w:szCs w:val="21"/>
               </w:rPr>
@@ -128,14 +128,14 @@
             <w:pPr>
               <w:ind w:left="9"/>
               <w:rPr>
-                <w:rFonts w:ascii="Arial" w:hAnsi="Arial" w:cs="Arial"/>
-                <w:sz w:val="21"/>
-                <w:szCs w:val="21"/>
-              </w:rPr>
-            </w:pPr>
-            <w:r>
-              <w:rPr>
-                <w:rFonts w:ascii="Arial" w:eastAsia="Arial" w:hAnsi="Arial" w:cs="Arial"/>
+                <w:rFonts w:ascii="Arial" w:hAnsi="Arial" w:cs="Arial" w:eastAsia="Arial"/>
+                <w:sz w:val="21"/>
+                <w:szCs w:val="21"/>
+              </w:rPr>
+            </w:pPr>
+            <w:r>
+              <w:rPr>
+                <w:rFonts w:ascii="Arial" w:hAnsi="Arial" w:cs="Arial" w:eastAsia="Arial"/>
                 <w:sz w:val="21"/>
                 <w:szCs w:val="21"/>
               </w:rPr>
@@ -161,14 +161,14 @@
           <w:p>
             <w:pPr>
               <w:rPr>
-                <w:rFonts w:ascii="Arial" w:hAnsi="Arial" w:cs="Arial"/>
-                <w:sz w:val="21"/>
-                <w:szCs w:val="21"/>
-              </w:rPr>
-            </w:pPr>
-            <w:r>
-              <w:rPr>
-                <w:rFonts w:ascii="Arial" w:eastAsia="Arial" w:hAnsi="Arial" w:cs="Arial"/>
+                <w:rFonts w:ascii="Arial" w:hAnsi="Arial" w:cs="Arial" w:eastAsia="Arial"/>
+                <w:sz w:val="21"/>
+                <w:szCs w:val="21"/>
+              </w:rPr>
+            </w:pPr>
+            <w:r>
+              <w:rPr>
+                <w:rFonts w:ascii="Arial" w:hAnsi="Arial" w:cs="Arial" w:eastAsia="Arial"/>
                 <w:b/>
                 <w:sz w:val="21"/>
                 <w:szCs w:val="21"/>
@@ -191,14 +191,14 @@
             <w:pPr>
               <w:ind w:left="9"/>
               <w:rPr>
-                <w:rFonts w:ascii="Arial" w:hAnsi="Arial" w:cs="Arial"/>
-                <w:sz w:val="21"/>
-                <w:szCs w:val="21"/>
-              </w:rPr>
-            </w:pPr>
-            <w:r>
-              <w:rPr>
-                <w:rFonts w:ascii="Arial" w:eastAsia="Arial" w:hAnsi="Arial" w:cs="Arial"/>
+                <w:rFonts w:ascii="Arial" w:hAnsi="Arial" w:cs="Arial" w:eastAsia="Arial"/>
+                <w:sz w:val="21"/>
+                <w:szCs w:val="21"/>
+              </w:rPr>
+            </w:pPr>
+            <w:r>
+              <w:rPr>
+                <w:rFonts w:ascii="Arial" w:hAnsi="Arial" w:cs="Arial" w:eastAsia="Arial"/>
                 <w:sz w:val="21"/>
                 <w:szCs w:val="21"/>
               </w:rPr>
@@ -209,14 +209,14 @@
             <w:pPr>
               <w:ind w:left="9"/>
               <w:rPr>
-                <w:rFonts w:ascii="Arial" w:hAnsi="Arial" w:cs="Arial"/>
-                <w:sz w:val="21"/>
-                <w:szCs w:val="21"/>
-              </w:rPr>
-            </w:pPr>
-            <w:r>
-              <w:rPr>
-                <w:rFonts w:ascii="Arial" w:eastAsia="Arial" w:hAnsi="Arial" w:cs="Arial"/>
+                <w:rFonts w:ascii="Arial" w:hAnsi="Arial" w:cs="Arial" w:eastAsia="Arial"/>
+                <w:sz w:val="21"/>
+                <w:szCs w:val="21"/>
+              </w:rPr>
+            </w:pPr>
+            <w:r>
+              <w:rPr>
+                <w:rFonts w:ascii="Arial" w:hAnsi="Arial" w:cs="Arial" w:eastAsia="Arial"/>
                 <w:sz w:val="21"/>
                 <w:szCs w:val="21"/>
               </w:rPr>
@@ -242,14 +242,14 @@
           <w:p>
             <w:pPr>
               <w:rPr>
-                <w:rFonts w:ascii="Arial" w:hAnsi="Arial" w:cs="Arial"/>
-                <w:sz w:val="21"/>
-                <w:szCs w:val="21"/>
-              </w:rPr>
-            </w:pPr>
-            <w:r>
-              <w:rPr>
-                <w:rFonts w:ascii="Arial" w:eastAsia="Arial" w:hAnsi="Arial" w:cs="Arial"/>
+                <w:rFonts w:ascii="Arial" w:hAnsi="Arial" w:cs="Arial" w:eastAsia="Arial"/>
+                <w:sz w:val="21"/>
+                <w:szCs w:val="21"/>
+              </w:rPr>
+            </w:pPr>
+            <w:r>
+              <w:rPr>
+                <w:rFonts w:ascii="Arial" w:hAnsi="Arial" w:cs="Arial" w:eastAsia="Arial"/>
                 <w:b/>
                 <w:sz w:val="21"/>
                 <w:szCs w:val="21"/>
@@ -273,14 +273,14 @@
             <w:pPr>
               <w:ind w:left="9"/>
               <w:rPr>
-                <w:rFonts w:ascii="Arial" w:hAnsi="Arial" w:cs="Arial"/>
-                <w:sz w:val="21"/>
-                <w:szCs w:val="21"/>
-              </w:rPr>
-            </w:pPr>
-            <w:r>
-              <w:rPr>
-                <w:rFonts w:ascii="Arial" w:eastAsia="Arial" w:hAnsi="Arial" w:cs="Arial"/>
+                <w:rFonts w:ascii="Arial" w:hAnsi="Arial" w:cs="Arial" w:eastAsia="Arial"/>
+                <w:sz w:val="21"/>
+                <w:szCs w:val="21"/>
+              </w:rPr>
+            </w:pPr>
+            <w:r>
+              <w:rPr>
+                <w:rFonts w:ascii="Arial" w:hAnsi="Arial" w:cs="Arial" w:eastAsia="Arial"/>
                 <w:sz w:val="21"/>
                 <w:szCs w:val="21"/>
               </w:rPr>
@@ -306,14 +306,14 @@
           <w:p>
             <w:pPr>
               <w:rPr>
-                <w:rFonts w:ascii="Arial" w:hAnsi="Arial" w:cs="Arial"/>
-                <w:sz w:val="21"/>
-                <w:szCs w:val="21"/>
-              </w:rPr>
-            </w:pPr>
-            <w:r>
-              <w:rPr>
-                <w:rFonts w:ascii="Arial" w:eastAsia="Arial" w:hAnsi="Arial" w:cs="Arial"/>
+                <w:rFonts w:ascii="Arial" w:hAnsi="Arial" w:cs="Arial" w:eastAsia="Arial"/>
+                <w:sz w:val="21"/>
+                <w:szCs w:val="21"/>
+              </w:rPr>
+            </w:pPr>
+            <w:r>
+              <w:rPr>
+                <w:rFonts w:ascii="Arial" w:hAnsi="Arial" w:cs="Arial" w:eastAsia="Arial"/>
                 <w:b/>
                 <w:sz w:val="21"/>
                 <w:szCs w:val="21"/>
@@ -336,14 +336,14 @@
             <w:pPr>
               <w:ind w:left="9"/>
               <w:rPr>
-                <w:rFonts w:ascii="Arial" w:hAnsi="Arial" w:cs="Arial"/>
-                <w:sz w:val="21"/>
-                <w:szCs w:val="21"/>
-              </w:rPr>
-            </w:pPr>
-            <w:r>
-              <w:rPr>
-                <w:rFonts w:ascii="Arial" w:eastAsia="Arial" w:hAnsi="Arial" w:cs="Arial"/>
+                <w:rFonts w:ascii="Arial" w:hAnsi="Arial" w:cs="Arial" w:eastAsia="Arial"/>
+                <w:sz w:val="21"/>
+                <w:szCs w:val="21"/>
+              </w:rPr>
+            </w:pPr>
+            <w:r>
+              <w:rPr>
+                <w:rFonts w:ascii="Arial" w:hAnsi="Arial" w:cs="Arial" w:eastAsia="Arial"/>
                 <w:sz w:val="21"/>
                 <w:szCs w:val="21"/>
               </w:rPr>
@@ -369,14 +369,14 @@
           <w:p>
             <w:pPr>
               <w:rPr>
-                <w:rFonts w:ascii="Arial" w:hAnsi="Arial" w:cs="Arial"/>
-                <w:sz w:val="21"/>
-                <w:szCs w:val="21"/>
-              </w:rPr>
-            </w:pPr>
-            <w:r>
-              <w:rPr>
-                <w:rFonts w:ascii="Arial" w:eastAsia="Arial" w:hAnsi="Arial" w:cs="Arial"/>
+                <w:rFonts w:ascii="Arial" w:hAnsi="Arial" w:cs="Arial" w:eastAsia="Arial"/>
+                <w:sz w:val="21"/>
+                <w:szCs w:val="21"/>
+              </w:rPr>
+            </w:pPr>
+            <w:r>
+              <w:rPr>
+                <w:rFonts w:ascii="Arial" w:hAnsi="Arial" w:cs="Arial" w:eastAsia="Arial"/>
                 <w:b/>
                 <w:sz w:val="21"/>
                 <w:szCs w:val="21"/>
@@ -399,14 +399,14 @@
             <w:pPr>
               <w:ind w:left="9"/>
               <w:rPr>
-                <w:rFonts w:ascii="Arial" w:hAnsi="Arial" w:cs="Arial"/>
-                <w:sz w:val="21"/>
-                <w:szCs w:val="21"/>
-              </w:rPr>
-            </w:pPr>
-            <w:r>
-              <w:rPr>
-                <w:rFonts w:ascii="Arial" w:eastAsia="Arial" w:hAnsi="Arial" w:cs="Arial"/>
+                <w:rFonts w:ascii="Arial" w:hAnsi="Arial" w:cs="Arial" w:eastAsia="Arial"/>
+                <w:sz w:val="21"/>
+                <w:szCs w:val="21"/>
+              </w:rPr>
+            </w:pPr>
+            <w:r>
+              <w:rPr>
+                <w:rFonts w:ascii="Arial" w:hAnsi="Arial" w:cs="Arial" w:eastAsia="Arial"/>
                 <w:sz w:val="21"/>
                 <w:szCs w:val="21"/>
               </w:rPr>
@@ -416,7 +416,7 @@
             <w:proofErr w:type="gramStart"/>
             <w:r>
               <w:rPr>
-                <w:rFonts w:ascii="Arial" w:eastAsia="Arial" w:hAnsi="Arial" w:cs="Arial"/>
+                <w:rFonts w:ascii="Arial" w:hAnsi="Arial" w:cs="Arial" w:eastAsia="Arial"/>
                 <w:sz w:val="21"/>
                 <w:szCs w:val="21"/>
               </w:rPr>
@@ -426,7 +426,7 @@
             <w:proofErr w:type="gramEnd"/>
             <w:r>
               <w:rPr>
-                <w:rFonts w:ascii="Arial" w:eastAsia="Arial" w:hAnsi="Arial" w:cs="Arial"/>
+                <w:rFonts w:ascii="Arial" w:hAnsi="Arial" w:cs="Arial" w:eastAsia="Arial"/>
                 <w:sz w:val="21"/>
                 <w:szCs w:val="21"/>
               </w:rPr>
@@ -452,14 +452,14 @@
           <w:p>
             <w:pPr>
               <w:rPr>
-                <w:rFonts w:ascii="Arial" w:hAnsi="Arial" w:cs="Arial"/>
-                <w:sz w:val="21"/>
-                <w:szCs w:val="21"/>
-              </w:rPr>
-            </w:pPr>
-            <w:r>
-              <w:rPr>
-                <w:rFonts w:ascii="Arial" w:eastAsia="Arial" w:hAnsi="Arial" w:cs="Arial"/>
+                <w:rFonts w:ascii="Arial" w:hAnsi="Arial" w:cs="Arial" w:eastAsia="Arial"/>
+                <w:sz w:val="21"/>
+                <w:szCs w:val="21"/>
+              </w:rPr>
+            </w:pPr>
+            <w:r>
+              <w:rPr>
+                <w:rFonts w:ascii="Arial" w:hAnsi="Arial" w:cs="Arial" w:eastAsia="Arial"/>
                 <w:b/>
                 <w:sz w:val="21"/>
                 <w:szCs w:val="21"/>
@@ -482,14 +482,14 @@
             <w:pPr>
               <w:ind w:left="9" w:right="8"/>
               <w:rPr>
-                <w:rFonts w:ascii="Arial" w:hAnsi="Arial" w:cs="Arial"/>
-                <w:sz w:val="21"/>
-                <w:szCs w:val="21"/>
-              </w:rPr>
-            </w:pPr>
-            <w:r>
-              <w:rPr>
-                <w:rFonts w:ascii="Arial" w:eastAsia="Arial" w:hAnsi="Arial" w:cs="Arial"/>
+                <w:rFonts w:ascii="Arial" w:hAnsi="Arial" w:cs="Arial" w:eastAsia="Arial"/>
+                <w:sz w:val="21"/>
+                <w:szCs w:val="21"/>
+              </w:rPr>
+            </w:pPr>
+            <w:r>
+              <w:rPr>
+                <w:rFonts w:ascii="Arial" w:hAnsi="Arial" w:cs="Arial" w:eastAsia="Arial"/>
                 <w:sz w:val="21"/>
                 <w:szCs w:val="21"/>
               </w:rPr>
@@ -515,14 +515,14 @@
           <w:p>
             <w:pPr>
               <w:rPr>
-                <w:rFonts w:ascii="Arial" w:hAnsi="Arial" w:cs="Arial"/>
-                <w:sz w:val="21"/>
-                <w:szCs w:val="21"/>
-              </w:rPr>
-            </w:pPr>
-            <w:r>
-              <w:rPr>
-                <w:rFonts w:ascii="Arial" w:eastAsia="Arial" w:hAnsi="Arial" w:cs="Arial"/>
+                <w:rFonts w:ascii="Arial" w:hAnsi="Arial" w:cs="Arial" w:eastAsia="Arial"/>
+                <w:sz w:val="21"/>
+                <w:szCs w:val="21"/>
+              </w:rPr>
+            </w:pPr>
+            <w:r>
+              <w:rPr>
+                <w:rFonts w:ascii="Arial" w:hAnsi="Arial" w:cs="Arial" w:eastAsia="Arial"/>
                 <w:b/>
                 <w:sz w:val="21"/>
                 <w:szCs w:val="21"/>
@@ -545,14 +545,14 @@
             <w:pPr>
               <w:ind w:left="9"/>
               <w:rPr>
-                <w:rFonts w:ascii="Arial" w:hAnsi="Arial" w:cs="Arial"/>
-                <w:sz w:val="21"/>
-                <w:szCs w:val="21"/>
-              </w:rPr>
-            </w:pPr>
-            <w:r>
-              <w:rPr>
-                <w:rFonts w:ascii="Arial" w:eastAsia="Arial" w:hAnsi="Arial" w:cs="Arial"/>
+                <w:rFonts w:ascii="Arial" w:hAnsi="Arial" w:cs="Arial" w:eastAsia="Arial"/>
+                <w:sz w:val="21"/>
+                <w:szCs w:val="21"/>
+              </w:rPr>
+            </w:pPr>
+            <w:r>
+              <w:rPr>
+                <w:rFonts w:ascii="Arial" w:hAnsi="Arial" w:cs="Arial" w:eastAsia="Arial"/>
                 <w:sz w:val="21"/>
                 <w:szCs w:val="21"/>
               </w:rPr>
@@ -578,14 +578,14 @@
           <w:p>
             <w:pPr>
               <w:rPr>
-                <w:rFonts w:ascii="Arial" w:hAnsi="Arial" w:cs="Arial"/>
-                <w:sz w:val="21"/>
-                <w:szCs w:val="21"/>
-              </w:rPr>
-            </w:pPr>
-            <w:r>
-              <w:rPr>
-                <w:rFonts w:ascii="Arial" w:eastAsia="Arial" w:hAnsi="Arial" w:cs="Arial"/>
+                <w:rFonts w:ascii="Arial" w:hAnsi="Arial" w:cs="Arial" w:eastAsia="Arial"/>
+                <w:sz w:val="21"/>
+                <w:szCs w:val="21"/>
+              </w:rPr>
+            </w:pPr>
+            <w:r>
+              <w:rPr>
+                <w:rFonts w:ascii="Arial" w:hAnsi="Arial" w:cs="Arial" w:eastAsia="Arial"/>
                 <w:b/>
                 <w:sz w:val="21"/>
                 <w:szCs w:val="21"/>
@@ -595,7 +595,7 @@
             <w:proofErr w:type="gramStart"/>
             <w:r>
               <w:rPr>
-                <w:rFonts w:ascii="Arial" w:eastAsia="Arial" w:hAnsi="Arial" w:cs="Arial"/>
+                <w:rFonts w:ascii="Arial" w:hAnsi="Arial" w:cs="Arial" w:eastAsia="Arial"/>
                 <w:b/>
                 <w:sz w:val="21"/>
                 <w:szCs w:val="21"/>
@@ -605,7 +605,7 @@
             <w:proofErr w:type="gramEnd"/>
             <w:r>
               <w:rPr>
-                <w:rFonts w:ascii="Arial" w:eastAsia="Arial" w:hAnsi="Arial" w:cs="Arial"/>
+                <w:rFonts w:ascii="Arial" w:hAnsi="Arial" w:cs="Arial" w:eastAsia="Arial"/>
                 <w:b/>
                 <w:sz w:val="21"/>
                 <w:szCs w:val="21"/>
@@ -628,14 +628,14 @@
             <w:pPr>
               <w:ind w:left="9"/>
               <w:rPr>
-                <w:rFonts w:ascii="Arial" w:hAnsi="Arial" w:cs="Arial"/>
-                <w:sz w:val="21"/>
-                <w:szCs w:val="21"/>
-              </w:rPr>
-            </w:pPr>
-            <w:r>
-              <w:rPr>
-                <w:rFonts w:ascii="Arial" w:eastAsia="Arial" w:hAnsi="Arial" w:cs="Arial"/>
+                <w:rFonts w:ascii="Arial" w:hAnsi="Arial" w:cs="Arial" w:eastAsia="Arial"/>
+                <w:sz w:val="21"/>
+                <w:szCs w:val="21"/>
+              </w:rPr>
+            </w:pPr>
+            <w:r>
+              <w:rPr>
+                <w:rFonts w:ascii="Arial" w:hAnsi="Arial" w:cs="Arial" w:eastAsia="Arial"/>
                 <w:sz w:val="21"/>
                 <w:szCs w:val="21"/>
               </w:rPr>
@@ -661,14 +661,14 @@
           <w:p>
             <w:pPr>
               <w:rPr>
-                <w:rFonts w:ascii="Arial" w:hAnsi="Arial" w:cs="Arial"/>
-                <w:sz w:val="21"/>
-                <w:szCs w:val="21"/>
-              </w:rPr>
-            </w:pPr>
-            <w:r>
-              <w:rPr>
-                <w:rFonts w:ascii="Arial" w:eastAsia="Arial" w:hAnsi="Arial" w:cs="Arial"/>
+                <w:rFonts w:ascii="Arial" w:hAnsi="Arial" w:cs="Arial" w:eastAsia="Arial"/>
+                <w:sz w:val="21"/>
+                <w:szCs w:val="21"/>
+              </w:rPr>
+            </w:pPr>
+            <w:r>
+              <w:rPr>
+                <w:rFonts w:ascii="Arial" w:hAnsi="Arial" w:cs="Arial" w:eastAsia="Arial"/>
                 <w:b/>
                 <w:sz w:val="21"/>
                 <w:szCs w:val="21"/>
@@ -678,7 +678,7 @@
             <w:proofErr w:type="gramStart"/>
             <w:r>
               <w:rPr>
-                <w:rFonts w:ascii="Arial" w:eastAsia="Arial" w:hAnsi="Arial" w:cs="Arial"/>
+                <w:rFonts w:ascii="Arial" w:hAnsi="Arial" w:cs="Arial" w:eastAsia="Arial"/>
                 <w:b/>
                 <w:sz w:val="21"/>
                 <w:szCs w:val="21"/>
@@ -688,7 +688,7 @@
             <w:proofErr w:type="gramEnd"/>
             <w:r>
               <w:rPr>
-                <w:rFonts w:ascii="Arial" w:eastAsia="Arial" w:hAnsi="Arial" w:cs="Arial"/>
+                <w:rFonts w:ascii="Arial" w:hAnsi="Arial" w:cs="Arial" w:eastAsia="Arial"/>
                 <w:b/>
                 <w:sz w:val="21"/>
                 <w:szCs w:val="21"/>
@@ -711,14 +711,14 @@
             <w:pPr>
               <w:ind w:left="9"/>
               <w:rPr>
-                <w:rFonts w:ascii="Arial" w:hAnsi="Arial" w:cs="Arial"/>
-                <w:sz w:val="21"/>
-                <w:szCs w:val="21"/>
-              </w:rPr>
-            </w:pPr>
-            <w:r>
-              <w:rPr>
-                <w:rFonts w:ascii="Arial" w:eastAsia="Arial" w:hAnsi="Arial" w:cs="Arial"/>
+                <w:rFonts w:ascii="Arial" w:hAnsi="Arial" w:cs="Arial" w:eastAsia="Arial"/>
+                <w:sz w:val="21"/>
+                <w:szCs w:val="21"/>
+              </w:rPr>
+            </w:pPr>
+            <w:r>
+              <w:rPr>
+                <w:rFonts w:ascii="Arial" w:hAnsi="Arial" w:cs="Arial" w:eastAsia="Arial"/>
                 <w:sz w:val="21"/>
                 <w:szCs w:val="21"/>
               </w:rPr>
@@ -744,14 +744,14 @@
           <w:p>
             <w:pPr>
               <w:rPr>
-                <w:rFonts w:ascii="Arial" w:hAnsi="Arial" w:cs="Arial"/>
-                <w:sz w:val="21"/>
-                <w:szCs w:val="21"/>
-              </w:rPr>
-            </w:pPr>
-            <w:r>
-              <w:rPr>
-                <w:rFonts w:ascii="Arial" w:eastAsia="Arial" w:hAnsi="Arial" w:cs="Arial"/>
+                <w:rFonts w:ascii="Arial" w:hAnsi="Arial" w:cs="Arial" w:eastAsia="Arial"/>
+                <w:sz w:val="21"/>
+                <w:szCs w:val="21"/>
+              </w:rPr>
+            </w:pPr>
+            <w:r>
+              <w:rPr>
+                <w:rFonts w:ascii="Arial" w:hAnsi="Arial" w:cs="Arial" w:eastAsia="Arial"/>
                 <w:b/>
                 <w:sz w:val="21"/>
                 <w:szCs w:val="21"/>
@@ -774,14 +774,14 @@
             <w:pPr>
               <w:ind w:left="9"/>
               <w:rPr>
-                <w:rFonts w:ascii="Arial" w:hAnsi="Arial" w:cs="Arial"/>
-                <w:sz w:val="21"/>
-                <w:szCs w:val="21"/>
-              </w:rPr>
-            </w:pPr>
-            <w:r>
-              <w:rPr>
-                <w:rFonts w:ascii="Arial" w:eastAsia="Arial" w:hAnsi="Arial" w:cs="Arial"/>
+                <w:rFonts w:ascii="Arial" w:hAnsi="Arial" w:cs="Arial" w:eastAsia="Arial"/>
+                <w:sz w:val="21"/>
+                <w:szCs w:val="21"/>
+              </w:rPr>
+            </w:pPr>
+            <w:r>
+              <w:rPr>
+                <w:rFonts w:ascii="Arial" w:hAnsi="Arial" w:cs="Arial" w:eastAsia="Arial"/>
                 <w:sz w:val="21"/>
                 <w:szCs w:val="21"/>
               </w:rPr>
@@ -807,14 +807,14 @@
           <w:p>
             <w:pPr>
               <w:rPr>
-                <w:rFonts w:ascii="Arial" w:hAnsi="Arial" w:cs="Arial"/>
-                <w:sz w:val="21"/>
-                <w:szCs w:val="21"/>
-              </w:rPr>
-            </w:pPr>
-            <w:r>
-              <w:rPr>
-                <w:rFonts w:ascii="Arial" w:eastAsia="Arial" w:hAnsi="Arial" w:cs="Arial"/>
+                <w:rFonts w:ascii="Arial" w:hAnsi="Arial" w:cs="Arial" w:eastAsia="Arial"/>
+                <w:sz w:val="21"/>
+                <w:szCs w:val="21"/>
+              </w:rPr>
+            </w:pPr>
+            <w:r>
+              <w:rPr>
+                <w:rFonts w:ascii="Arial" w:hAnsi="Arial" w:cs="Arial" w:eastAsia="Arial"/>
                 <w:b/>
                 <w:sz w:val="21"/>
                 <w:szCs w:val="21"/>
@@ -837,14 +837,14 @@
             <w:pPr>
               <w:ind w:left="9"/>
               <w:rPr>
-                <w:rFonts w:ascii="Arial" w:hAnsi="Arial" w:cs="Arial"/>
-                <w:sz w:val="21"/>
-                <w:szCs w:val="21"/>
-              </w:rPr>
-            </w:pPr>
-            <w:r>
-              <w:rPr>
-                <w:rFonts w:ascii="Arial" w:eastAsia="Arial" w:hAnsi="Arial" w:cs="Arial"/>
+                <w:rFonts w:ascii="Arial" w:hAnsi="Arial" w:cs="Arial" w:eastAsia="Arial"/>
+                <w:sz w:val="21"/>
+                <w:szCs w:val="21"/>
+              </w:rPr>
+            </w:pPr>
+            <w:r>
+              <w:rPr>
+                <w:rFonts w:ascii="Arial" w:hAnsi="Arial" w:cs="Arial" w:eastAsia="Arial"/>
                 <w:sz w:val="21"/>
                 <w:szCs w:val="21"/>
               </w:rPr>
@@ -870,14 +870,14 @@
           <w:p>
             <w:pPr>
               <w:rPr>
-                <w:rFonts w:ascii="Arial" w:hAnsi="Arial" w:cs="Arial"/>
-                <w:sz w:val="21"/>
-                <w:szCs w:val="21"/>
-              </w:rPr>
-            </w:pPr>
-            <w:r>
-              <w:rPr>
-                <w:rFonts w:ascii="Arial" w:eastAsia="Arial" w:hAnsi="Arial" w:cs="Arial"/>
+                <w:rFonts w:ascii="Arial" w:hAnsi="Arial" w:cs="Arial" w:eastAsia="Arial"/>
+                <w:sz w:val="21"/>
+                <w:szCs w:val="21"/>
+              </w:rPr>
+            </w:pPr>
+            <w:r>
+              <w:rPr>
+                <w:rFonts w:ascii="Arial" w:hAnsi="Arial" w:cs="Arial" w:eastAsia="Arial"/>
                 <w:b/>
                 <w:sz w:val="21"/>
                 <w:szCs w:val="21"/>
@@ -901,14 +901,14 @@
             <w:pPr>
               <w:ind w:left="9"/>
               <w:rPr>
-                <w:rFonts w:ascii="Arial" w:hAnsi="Arial" w:cs="Arial"/>
-                <w:sz w:val="21"/>
-                <w:szCs w:val="21"/>
-              </w:rPr>
-            </w:pPr>
-            <w:r>
-              <w:rPr>
-                <w:rFonts w:ascii="Arial" w:eastAsia="Arial" w:hAnsi="Arial" w:cs="Arial"/>
+                <w:rFonts w:ascii="Arial" w:hAnsi="Arial" w:cs="Arial" w:eastAsia="Arial"/>
+                <w:sz w:val="21"/>
+                <w:szCs w:val="21"/>
+              </w:rPr>
+            </w:pPr>
+            <w:r>
+              <w:rPr>
+                <w:rFonts w:ascii="Arial" w:hAnsi="Arial" w:cs="Arial" w:eastAsia="Arial"/>
                 <w:sz w:val="21"/>
                 <w:szCs w:val="21"/>
               </w:rPr>
@@ -934,14 +934,14 @@
           <w:p>
             <w:pPr>
               <w:rPr>
-                <w:rFonts w:ascii="Arial" w:hAnsi="Arial" w:cs="Arial"/>
-                <w:sz w:val="21"/>
-                <w:szCs w:val="21"/>
-              </w:rPr>
-            </w:pPr>
-            <w:r>
-              <w:rPr>
-                <w:rFonts w:ascii="Arial" w:eastAsia="Arial" w:hAnsi="Arial" w:cs="Arial"/>
+                <w:rFonts w:ascii="Arial" w:hAnsi="Arial" w:cs="Arial" w:eastAsia="Arial"/>
+                <w:sz w:val="21"/>
+                <w:szCs w:val="21"/>
+              </w:rPr>
+            </w:pPr>
+            <w:r>
+              <w:rPr>
+                <w:rFonts w:ascii="Arial" w:hAnsi="Arial" w:cs="Arial" w:eastAsia="Arial"/>
                 <w:b/>
                 <w:sz w:val="21"/>
                 <w:szCs w:val="21"/>
@@ -964,14 +964,14 @@
             <w:pPr>
               <w:ind w:left="9"/>
               <w:rPr>
-                <w:rFonts w:ascii="Arial" w:hAnsi="Arial" w:cs="Arial"/>
-                <w:sz w:val="21"/>
-                <w:szCs w:val="21"/>
-              </w:rPr>
-            </w:pPr>
-            <w:r>
-              <w:rPr>
-                <w:rFonts w:ascii="Arial" w:eastAsia="Arial" w:hAnsi="Arial" w:cs="Arial"/>
+                <w:rFonts w:ascii="Arial" w:hAnsi="Arial" w:cs="Arial" w:eastAsia="Arial"/>
+                <w:sz w:val="21"/>
+                <w:szCs w:val="21"/>
+              </w:rPr>
+            </w:pPr>
+            <w:r>
+              <w:rPr>
+                <w:rFonts w:ascii="Arial" w:hAnsi="Arial" w:cs="Arial" w:eastAsia="Arial"/>
                 <w:sz w:val="21"/>
                 <w:szCs w:val="21"/>
               </w:rPr>
@@ -997,14 +997,14 @@
           <w:p>
             <w:pPr>
               <w:rPr>
-                <w:rFonts w:ascii="Arial" w:hAnsi="Arial" w:cs="Arial"/>
-                <w:sz w:val="21"/>
-                <w:szCs w:val="21"/>
-              </w:rPr>
-            </w:pPr>
-            <w:r>
-              <w:rPr>
-                <w:rFonts w:ascii="Arial" w:eastAsia="Arial" w:hAnsi="Arial" w:cs="Arial"/>
+                <w:rFonts w:ascii="Arial" w:hAnsi="Arial" w:cs="Arial" w:eastAsia="Arial"/>
+                <w:sz w:val="21"/>
+                <w:szCs w:val="21"/>
+              </w:rPr>
+            </w:pPr>
+            <w:r>
+              <w:rPr>
+                <w:rFonts w:ascii="Arial" w:hAnsi="Arial" w:cs="Arial" w:eastAsia="Arial"/>
                 <w:b/>
                 <w:sz w:val="21"/>
                 <w:szCs w:val="21"/>
@@ -1027,14 +1027,14 @@
             <w:pPr>
               <w:ind w:left="9" w:right="11"/>
               <w:rPr>
-                <w:rFonts w:ascii="Arial" w:hAnsi="Arial" w:cs="Arial"/>
-                <w:sz w:val="21"/>
-                <w:szCs w:val="21"/>
-              </w:rPr>
-            </w:pPr>
-            <w:r>
-              <w:rPr>
-                <w:rFonts w:ascii="Arial" w:eastAsia="Arial" w:hAnsi="Arial" w:cs="Arial"/>
+                <w:rFonts w:ascii="Arial" w:hAnsi="Arial" w:cs="Arial" w:eastAsia="Arial"/>
+                <w:sz w:val="21"/>
+                <w:szCs w:val="21"/>
+              </w:rPr>
+            </w:pPr>
+            <w:r>
+              <w:rPr>
+                <w:rFonts w:ascii="Arial" w:hAnsi="Arial" w:cs="Arial" w:eastAsia="Arial"/>
                 <w:sz w:val="21"/>
                 <w:szCs w:val="21"/>
               </w:rPr>
@@ -1060,14 +1060,14 @@
           <w:p>
             <w:pPr>
               <w:rPr>
-                <w:rFonts w:ascii="Arial" w:hAnsi="Arial" w:cs="Arial"/>
-                <w:sz w:val="21"/>
-                <w:szCs w:val="21"/>
-              </w:rPr>
-            </w:pPr>
-            <w:r>
-              <w:rPr>
-                <w:rFonts w:ascii="Arial" w:eastAsia="Arial" w:hAnsi="Arial" w:cs="Arial"/>
+                <w:rFonts w:ascii="Arial" w:hAnsi="Arial" w:cs="Arial" w:eastAsia="Arial"/>
+                <w:sz w:val="21"/>
+                <w:szCs w:val="21"/>
+              </w:rPr>
+            </w:pPr>
+            <w:r>
+              <w:rPr>
+                <w:rFonts w:ascii="Arial" w:hAnsi="Arial" w:cs="Arial" w:eastAsia="Arial"/>
                 <w:b/>
                 <w:sz w:val="21"/>
                 <w:szCs w:val="21"/>
@@ -1091,14 +1091,14 @@
             <w:pPr>
               <w:ind w:left="9"/>
               <w:rPr>
-                <w:rFonts w:ascii="Arial" w:hAnsi="Arial" w:cs="Arial"/>
-                <w:sz w:val="21"/>
-                <w:szCs w:val="21"/>
-              </w:rPr>
-            </w:pPr>
-            <w:r>
-              <w:rPr>
-                <w:rFonts w:ascii="Arial" w:eastAsia="Arial" w:hAnsi="Arial" w:cs="Arial"/>
+                <w:rFonts w:ascii="Arial" w:hAnsi="Arial" w:cs="Arial" w:eastAsia="Arial"/>
+                <w:sz w:val="21"/>
+                <w:szCs w:val="21"/>
+              </w:rPr>
+            </w:pPr>
+            <w:r>
+              <w:rPr>
+                <w:rFonts w:ascii="Arial" w:hAnsi="Arial" w:cs="Arial" w:eastAsia="Arial"/>
                 <w:sz w:val="21"/>
                 <w:szCs w:val="21"/>
               </w:rPr>
@@ -1124,14 +1124,14 @@
           <w:p>
             <w:pPr>
               <w:rPr>
-                <w:rFonts w:ascii="Arial" w:hAnsi="Arial" w:cs="Arial"/>
-                <w:sz w:val="21"/>
-                <w:szCs w:val="21"/>
-              </w:rPr>
-            </w:pPr>
-            <w:r>
-              <w:rPr>
-                <w:rFonts w:ascii="Arial" w:eastAsia="Arial" w:hAnsi="Arial" w:cs="Arial"/>
+                <w:rFonts w:ascii="Arial" w:hAnsi="Arial" w:cs="Arial" w:eastAsia="Arial"/>
+                <w:sz w:val="21"/>
+                <w:szCs w:val="21"/>
+              </w:rPr>
+            </w:pPr>
+            <w:r>
+              <w:rPr>
+                <w:rFonts w:ascii="Arial" w:hAnsi="Arial" w:cs="Arial" w:eastAsia="Arial"/>
                 <w:b/>
                 <w:sz w:val="21"/>
                 <w:szCs w:val="21"/>
@@ -1155,14 +1155,14 @@
             <w:pPr>
               <w:ind w:left="9"/>
               <w:rPr>
-                <w:rFonts w:ascii="Arial" w:hAnsi="Arial" w:cs="Arial"/>
-                <w:sz w:val="21"/>
-                <w:szCs w:val="21"/>
-              </w:rPr>
-            </w:pPr>
-            <w:r>
-              <w:rPr>
-                <w:rFonts w:ascii="Arial" w:eastAsia="Arial" w:hAnsi="Arial" w:cs="Arial"/>
+                <w:rFonts w:ascii="Arial" w:hAnsi="Arial" w:cs="Arial" w:eastAsia="Arial"/>
+                <w:sz w:val="21"/>
+                <w:szCs w:val="21"/>
+              </w:rPr>
+            </w:pPr>
+            <w:r>
+              <w:rPr>
+                <w:rFonts w:ascii="Arial" w:hAnsi="Arial" w:cs="Arial" w:eastAsia="Arial"/>
                 <w:sz w:val="21"/>
                 <w:szCs w:val="21"/>
               </w:rPr>
@@ -1188,14 +1188,14 @@
           <w:p>
             <w:pPr>
               <w:rPr>
-                <w:rFonts w:ascii="Arial" w:hAnsi="Arial" w:cs="Arial"/>
-                <w:sz w:val="21"/>
-                <w:szCs w:val="21"/>
-              </w:rPr>
-            </w:pPr>
-            <w:r>
-              <w:rPr>
-                <w:rFonts w:ascii="Arial" w:eastAsia="Arial" w:hAnsi="Arial" w:cs="Arial"/>
+                <w:rFonts w:ascii="Arial" w:hAnsi="Arial" w:cs="Arial" w:eastAsia="Arial"/>
+                <w:sz w:val="21"/>
+                <w:szCs w:val="21"/>
+              </w:rPr>
+            </w:pPr>
+            <w:r>
+              <w:rPr>
+                <w:rFonts w:ascii="Arial" w:hAnsi="Arial" w:cs="Arial" w:eastAsia="Arial"/>
                 <w:b/>
                 <w:sz w:val="21"/>
                 <w:szCs w:val="21"/>
@@ -1218,14 +1218,14 @@
             <w:pPr>
               <w:ind w:left="9"/>
               <w:rPr>
-                <w:rFonts w:ascii="Arial" w:hAnsi="Arial" w:cs="Arial"/>
-                <w:sz w:val="21"/>
-                <w:szCs w:val="21"/>
-              </w:rPr>
-            </w:pPr>
-            <w:r>
-              <w:rPr>
-                <w:rFonts w:ascii="Arial" w:eastAsia="Arial" w:hAnsi="Arial" w:cs="Arial"/>
+                <w:rFonts w:ascii="Arial" w:hAnsi="Arial" w:cs="Arial" w:eastAsia="Arial"/>
+                <w:sz w:val="21"/>
+                <w:szCs w:val="21"/>
+              </w:rPr>
+            </w:pPr>
+            <w:r>
+              <w:rPr>
+                <w:rFonts w:ascii="Arial" w:hAnsi="Arial" w:cs="Arial" w:eastAsia="Arial"/>
                 <w:sz w:val="21"/>
                 <w:szCs w:val="21"/>
               </w:rPr>
@@ -1251,14 +1251,14 @@
           <w:p>
             <w:pPr>
               <w:rPr>
-                <w:rFonts w:ascii="Arial" w:hAnsi="Arial" w:cs="Arial"/>
-                <w:sz w:val="21"/>
-                <w:szCs w:val="21"/>
-              </w:rPr>
-            </w:pPr>
-            <w:r>
-              <w:rPr>
-                <w:rFonts w:ascii="Arial" w:eastAsia="Arial" w:hAnsi="Arial" w:cs="Arial"/>
+                <w:rFonts w:ascii="Arial" w:hAnsi="Arial" w:cs="Arial" w:eastAsia="Arial"/>
+                <w:sz w:val="21"/>
+                <w:szCs w:val="21"/>
+              </w:rPr>
+            </w:pPr>
+            <w:r>
+              <w:rPr>
+                <w:rFonts w:ascii="Arial" w:hAnsi="Arial" w:cs="Arial" w:eastAsia="Arial"/>
                 <w:b/>
                 <w:sz w:val="21"/>
                 <w:szCs w:val="21"/>
@@ -1282,14 +1282,14 @@
             <w:pPr>
               <w:ind w:left="9"/>
               <w:rPr>
-                <w:rFonts w:ascii="Arial" w:hAnsi="Arial" w:cs="Arial"/>
-                <w:sz w:val="21"/>
-                <w:szCs w:val="21"/>
-              </w:rPr>
-            </w:pPr>
-            <w:r>
-              <w:rPr>
-                <w:rFonts w:ascii="Arial" w:eastAsia="Arial" w:hAnsi="Arial" w:cs="Arial"/>
+                <w:rFonts w:ascii="Arial" w:hAnsi="Arial" w:cs="Arial" w:eastAsia="Arial"/>
+                <w:sz w:val="21"/>
+                <w:szCs w:val="21"/>
+              </w:rPr>
+            </w:pPr>
+            <w:r>
+              <w:rPr>
+                <w:rFonts w:ascii="Arial" w:hAnsi="Arial" w:cs="Arial" w:eastAsia="Arial"/>
                 <w:sz w:val="21"/>
                 <w:szCs w:val="21"/>
               </w:rPr>
@@ -1298,7 +1298,7 @@
             <w:proofErr w:type="gramStart"/>
             <w:r>
               <w:rPr>
-                <w:rFonts w:ascii="Arial" w:eastAsia="Arial" w:hAnsi="Arial" w:cs="Arial"/>
+                <w:rFonts w:ascii="Arial" w:hAnsi="Arial" w:cs="Arial" w:eastAsia="Arial"/>
                 <w:sz w:val="21"/>
                 <w:szCs w:val="21"/>
               </w:rPr>
@@ -1307,7 +1307,7 @@
             <w:proofErr w:type="gramEnd"/>
             <w:r>
               <w:rPr>
-                <w:rFonts w:ascii="Arial" w:eastAsia="Arial" w:hAnsi="Arial" w:cs="Arial"/>
+                <w:rFonts w:ascii="Arial" w:hAnsi="Arial" w:cs="Arial" w:eastAsia="Arial"/>
                 <w:sz w:val="21"/>
                 <w:szCs w:val="21"/>
               </w:rPr>
@@ -1362,9 +1362,9 @@
             </w:pPr>
             <w:r>
               <w:rPr>
-                <w:rFonts w:ascii="Arial" w:eastAsia="Arial" w:hAnsi="Arial" w:cs="Arial"/>
-                <w:b/>
-                <w:sz w:val="18"/>
+                <w:rFonts w:ascii="Arial" w:hAnsi="Arial" w:cs="Arial" w:eastAsia="Arial"/>
+                <w:b/>
+                <w:sz w:val="21"/>
               </w:rPr>
               <w:t>INCLUDED IN TEAMS-TO-GOOGLE CHAT MIGRATION FEATURES</w:t>
             </w:r>
@@ -1388,9 +1388,9 @@
           <w:p>
             <w:r>
               <w:rPr>
-                <w:rFonts w:ascii="Arial" w:eastAsia="Arial" w:hAnsi="Arial" w:cs="Arial"/>
-                <w:b/>
-                <w:sz w:val="19"/>
+                <w:rFonts w:ascii="Arial" w:hAnsi="Arial" w:cs="Arial" w:eastAsia="Arial"/>
+                <w:b/>
+                <w:sz w:val="21"/>
               </w:rPr>
               <w:t>Modified the timestamp for direct messages.</w:t>
             </w:r>
@@ -1413,8 +1413,8 @@
             </w:pPr>
             <w:r>
               <w:rPr>
-                <w:rFonts w:ascii="Arial" w:eastAsia="Arial" w:hAnsi="Arial" w:cs="Arial"/>
-                <w:sz w:val="19"/>
+                <w:rFonts w:ascii="Arial" w:hAnsi="Arial" w:cs="Arial" w:eastAsia="Arial"/>
+                <w:sz w:val="21"/>
               </w:rPr>
               <w:t>Timestamps in direct messages are migrated in new format.</w:t>
             </w:r>
@@ -1425,8 +1425,8 @@
             </w:pPr>
             <w:r>
               <w:rPr>
-                <w:rFonts w:ascii="Arial" w:eastAsia="Arial" w:hAnsi="Arial" w:cs="Arial"/>
-                <w:sz w:val="19"/>
+                <w:rFonts w:ascii="Arial" w:hAnsi="Arial" w:cs="Arial" w:eastAsia="Arial"/>
+                <w:sz w:val="21"/>
               </w:rPr>
               <w:t>Teams</w:t>
             </w:r>
@@ -1438,8 +1438,8 @@
             </w:pPr>
             <w:r>
               <w:rPr>
-                <w:rFonts w:ascii="Arial" w:eastAsia="Arial" w:hAnsi="Arial" w:cs="Arial"/>
-                <w:sz w:val="19"/>
+                <w:rFonts w:ascii="Arial" w:hAnsi="Arial" w:cs="Arial" w:eastAsia="Arial"/>
+                <w:sz w:val="21"/>
               </w:rPr>
               <w:t>: 2023-09-22T10:30:49Z</w:t>
             </w:r>
@@ -1451,8 +1451,8 @@
             </w:pPr>
             <w:r>
               <w:rPr>
-                <w:rFonts w:ascii="Arial" w:eastAsia="Arial" w:hAnsi="Arial" w:cs="Arial"/>
-                <w:sz w:val="19"/>
+                <w:rFonts w:ascii="Arial" w:hAnsi="Arial" w:cs="Arial" w:eastAsia="Arial"/>
+                <w:sz w:val="21"/>
               </w:rPr>
               <w:t>Google Chat</w:t>
             </w:r>
@@ -1463,24 +1463,24 @@
             </w:pPr>
             <w:r>
               <w:rPr>
-                <w:rFonts w:ascii="Arial" w:eastAsia="Arial" w:hAnsi="Arial" w:cs="Arial"/>
-                <w:sz w:val="19"/>
+                <w:rFonts w:ascii="Arial" w:hAnsi="Arial" w:cs="Arial" w:eastAsia="Arial"/>
+                <w:sz w:val="21"/>
               </w:rPr>
               <w:t xml:space="preserve">: Message </w:t>
             </w:r>
             <w:proofErr w:type="gramStart"/>
             <w:r>
               <w:rPr>
-                <w:rFonts w:ascii="Arial" w:eastAsia="Arial" w:hAnsi="Arial" w:cs="Arial"/>
-                <w:sz w:val="19"/>
+                <w:rFonts w:ascii="Arial" w:hAnsi="Arial" w:cs="Arial" w:eastAsia="Arial"/>
+                <w:sz w:val="21"/>
               </w:rPr>
               <w:t>Posted :</w:t>
             </w:r>
             <w:proofErr w:type="gramEnd"/>
             <w:r>
               <w:rPr>
-                <w:rFonts w:ascii="Arial" w:eastAsia="Arial" w:hAnsi="Arial" w:cs="Arial"/>
-                <w:sz w:val="19"/>
+                <w:rFonts w:ascii="Arial" w:hAnsi="Arial" w:cs="Arial" w:eastAsia="Arial"/>
+                <w:sz w:val="21"/>
               </w:rPr>
               <w:t xml:space="preserve"> 31 Oct 2022 at 21:38:30</w:t>
             </w:r>
@@ -1504,9 +1504,9 @@
           <w:p>
             <w:r>
               <w:rPr>
-                <w:rFonts w:ascii="Arial" w:eastAsia="Arial" w:hAnsi="Arial" w:cs="Arial"/>
-                <w:b/>
-                <w:sz w:val="19"/>
+                <w:rFonts w:ascii="Arial" w:hAnsi="Arial" w:cs="Arial" w:eastAsia="Arial"/>
+                <w:b/>
+                <w:sz w:val="21"/>
               </w:rPr>
               <w:t>Check delta feature</w:t>
             </w:r>
@@ -1528,8 +1528,8 @@
             </w:pPr>
             <w:r>
               <w:rPr>
-                <w:rFonts w:ascii="Arial" w:eastAsia="Arial" w:hAnsi="Arial" w:cs="Arial"/>
-                <w:sz w:val="19"/>
+                <w:rFonts w:ascii="Arial" w:hAnsi="Arial" w:cs="Arial" w:eastAsia="Arial"/>
+                <w:sz w:val="21"/>
               </w:rPr>
               <w:t>On the report page, if a space/Team has completed a one-time migration of channels/DMs and has delta Changes (new messages posted in Slack after the one-time migration), users can use the "Check Delta" feature to identify them.</w:t>
             </w:r>
@@ -1553,9 +1553,9 @@
           <w:p>
             <w:r>
               <w:rPr>
-                <w:rFonts w:ascii="Arial" w:eastAsia="Arial" w:hAnsi="Arial" w:cs="Arial"/>
-                <w:b/>
-                <w:sz w:val="19"/>
+                <w:rFonts w:ascii="Arial" w:hAnsi="Arial" w:cs="Arial" w:eastAsia="Arial"/>
+                <w:b/>
+                <w:sz w:val="21"/>
               </w:rPr>
               <w:t>Text Formatting</w:t>
             </w:r>
@@ -1577,8 +1577,8 @@
             </w:pPr>
             <w:r>
               <w:rPr>
-                <w:rFonts w:ascii="Arial" w:eastAsia="Arial" w:hAnsi="Arial" w:cs="Arial"/>
-                <w:sz w:val="19"/>
+                <w:rFonts w:ascii="Arial" w:hAnsi="Arial" w:cs="Arial" w:eastAsia="Arial"/>
+                <w:sz w:val="21"/>
               </w:rPr>
               <w:t>Preserves formatting like bold, italic, underline, and more during message migration.</w:t>
             </w:r>
@@ -1602,9 +1602,9 @@
           <w:p>
             <w:r>
               <w:rPr>
-                <w:rFonts w:ascii="Arial" w:eastAsia="Arial" w:hAnsi="Arial" w:cs="Arial"/>
-                <w:b/>
-                <w:sz w:val="19"/>
+                <w:rFonts w:ascii="Arial" w:hAnsi="Arial" w:cs="Arial" w:eastAsia="Arial"/>
+                <w:b/>
+                <w:sz w:val="21"/>
               </w:rPr>
               <w:t xml:space="preserve">Links </w:t>
             </w:r>
@@ -1626,8 +1626,8 @@
             </w:pPr>
             <w:r>
               <w:rPr>
-                <w:rFonts w:ascii="Arial" w:eastAsia="Arial" w:hAnsi="Arial" w:cs="Arial"/>
-                <w:sz w:val="19"/>
+                <w:rFonts w:ascii="Arial" w:hAnsi="Arial" w:cs="Arial" w:eastAsia="Arial"/>
+                <w:sz w:val="21"/>
               </w:rPr>
               <w:t>Transfers any links shared in messages from the source to the destination platform.</w:t>
             </w:r>
@@ -1651,9 +1651,9 @@
           <w:p>
             <w:r>
               <w:rPr>
-                <w:rFonts w:ascii="Arial" w:eastAsia="Arial" w:hAnsi="Arial" w:cs="Arial"/>
-                <w:b/>
-                <w:sz w:val="19"/>
+                <w:rFonts w:ascii="Arial" w:hAnsi="Arial" w:cs="Arial" w:eastAsia="Arial"/>
+                <w:b/>
+                <w:sz w:val="21"/>
               </w:rPr>
               <w:t>GIF</w:t>
             </w:r>
@@ -1675,8 +1675,8 @@
             </w:pPr>
             <w:r>
               <w:rPr>
-                <w:rFonts w:ascii="Arial" w:eastAsia="Arial" w:hAnsi="Arial" w:cs="Arial"/>
-                <w:sz w:val="19"/>
+                <w:rFonts w:ascii="Arial" w:hAnsi="Arial" w:cs="Arial" w:eastAsia="Arial"/>
+                <w:sz w:val="21"/>
               </w:rPr>
               <w:t>Supports the migration of animated GIFs shared in messages.</w:t>
             </w:r>
@@ -1700,9 +1700,9 @@
           <w:p>
             <w:r>
               <w:rPr>
-                <w:rFonts w:ascii="Arial" w:eastAsia="Arial" w:hAnsi="Arial" w:cs="Arial"/>
-                <w:b/>
-                <w:sz w:val="19"/>
+                <w:rFonts w:ascii="Arial" w:hAnsi="Arial" w:cs="Arial" w:eastAsia="Arial"/>
+                <w:b/>
+                <w:sz w:val="21"/>
               </w:rPr>
               <w:t>Validation Report Generation</w:t>
             </w:r>
@@ -1725,8 +1725,8 @@
             </w:pPr>
             <w:r>
               <w:rPr>
-                <w:rFonts w:ascii="Arial" w:eastAsia="Arial" w:hAnsi="Arial" w:cs="Arial"/>
-                <w:sz w:val="19"/>
+                <w:rFonts w:ascii="Arial" w:hAnsi="Arial" w:cs="Arial" w:eastAsia="Arial"/>
+                <w:sz w:val="21"/>
               </w:rPr>
               <w:t>Produces a validation report after CSV upload to confirm data accuracy and highlight any errors</w:t>
             </w:r>
@@ -1749,10 +1749,10 @@
   <w:docDefaults>
     <w:rPrDefault>
       <w:rPr>
-        <w:rFonts w:asciiTheme="minorHAnsi" w:eastAsiaTheme="minorEastAsia" w:hAnsiTheme="minorHAnsi" w:cstheme="minorBidi"/>
+        <w:rFonts w:ascii="Arial" w:hAnsi="Arial" w:cs="Arial" w:eastAsia="Arial"/>
         <w:kern w:val="2"/>
-        <w:sz w:val="24"/>
-        <w:szCs w:val="24"/>
+        <w:sz w:val="21"/>
+        <w:szCs w:val="21"/>
         <w:lang w:val="en-IN" w:eastAsia="en-IN" w:bidi="ar-SA"/>
         <w14:ligatures w14:val="standardContextual"/>
       </w:rPr>
@@ -2148,9 +2148,9 @@
       <w:spacing w:line="259" w:lineRule="auto"/>
     </w:pPr>
     <w:rPr>
-      <w:rFonts w:ascii="Calibri" w:eastAsia="Calibri" w:hAnsi="Calibri" w:cs="Calibri"/>
+      <w:rFonts w:ascii="Arial" w:hAnsi="Arial" w:cs="Arial" w:eastAsia="Arial"/>
       <w:color w:val="000000"/>
-      <w:sz w:val="22"/>
+      <w:sz w:val="21"/>
     </w:rPr>
   </w:style>
   <w:style w:type="character" w:default="1" w:styleId="DefaultParagraphFont">
